--- a/spa/docx/26.content.docx
+++ b/spa/docx/26.content.docx
@@ -19,7 +19,7 @@
         <w:rPr>
           <w:lang w:val="es_ES" w:bidi="es_ES"/>
         </w:rPr>
-        <w:t>Resource: Notas de Estudio - Introducciones a los Libros (Tyndale)</w:t>
+        <w:t>Resource: Tyndale Open Study Notes</w:t>
       </w:r>
       <w:r>
         <w:rPr>
@@ -112,7 +112,7 @@
         <w:rPr>
           <w:lang w:val="es_ES" w:bidi="es_ES"/>
         </w:rPr>
-        <w:t>Notas de Estudio - Introducciones a los Libros (Tyndale)</w:t>
+        <w:t>Tyndale Open Study Notes</w:t>
       </w:r>
     </w:p>
     <w:p>

--- a/spa/docx/26.content.docx
+++ b/spa/docx/26.content.docx
@@ -19,7 +19,7 @@
         <w:rPr>
           <w:lang w:val="es_ES" w:bidi="es_ES"/>
         </w:rPr>
-        <w:t>Resource: Tyndale Open Study Notes</w:t>
+        <w:t>Resource: Aquifer Open Study Notes (Book Intros)</w:t>
       </w:r>
       <w:r>
         <w:rPr>
@@ -112,7 +112,7 @@
         <w:rPr>
           <w:lang w:val="es_ES" w:bidi="es_ES"/>
         </w:rPr>
-        <w:t>Tyndale Open Study Notes</w:t>
+        <w:t>Aquifer Open Study Notes (Book Intros)</w:t>
       </w:r>
     </w:p>
     <w:p>

--- a/spa/docx/26.content.docx
+++ b/spa/docx/26.content.docx
@@ -258,18 +258,12 @@
         </w:rPr>
         <w:t>El libro de Ezequiel fue escrito desde Babilonia durante los difíciles días del exilio de Judá en Babilonia (605–538 a.C.). Los babilonios habían capturado la capital asiria de Nínive (612 a.C.), y la dominación babilónica se completó con la derrota de los últimos asirios resistentes en la decisiva batalla de Carquemis (605 a.C.). Ese mismo año, los babilonios saquearon Judá y tomaron rehenes de las clases altas de regreso a Babilonia, incluyendo a Daniel y sus tres amigos (</w:t>
       </w:r>
-      <w:hyperlink r:id="rId13">
-        <w:r>
-          <w:rPr>
-            <w:lang w:val="es_ES" w:bidi="es_ES"/>
-          </w:rPr>
-          <w:rPr>
-            <w:color w:val="0000EE"/>
-            <w:u w:val="single"/>
-          </w:rPr>
-          <w:t>Dn 1:1–5</w:t>
-        </w:r>
-      </w:hyperlink>
+      <w:r>
+        <w:rPr>
+          <w:lang w:val="es_ES" w:bidi="es_ES"/>
+        </w:rPr>
+        <w:t>Dn 1:1–5</w:t>
+      </w:r>
       <w:r>
         <w:rPr>
           <w:lang w:val="es_ES" w:bidi="es_ES"/>
@@ -318,18 +312,12 @@
         </w:rPr>
         <w:t>Las primeras visiones de Ezequiel tuvieron lugar en Babilonia en el año 593 a.C., cuando tenía treinta años (</w:t>
       </w:r>
-      <w:hyperlink r:id="rId14">
-        <w:r>
-          <w:rPr>
-            <w:lang w:val="es_ES" w:bidi="es_ES"/>
-          </w:rPr>
-          <w:rPr>
-            <w:color w:val="0000EE"/>
-            <w:u w:val="single"/>
-          </w:rPr>
-          <w:t>Ezequiel 1:1–2</w:t>
-        </w:r>
-      </w:hyperlink>
+      <w:r>
+        <w:rPr>
+          <w:lang w:val="es_ES" w:bidi="es_ES"/>
+        </w:rPr>
+        <w:t>Ezequiel 1:1–2</w:t>
+      </w:r>
       <w:r>
         <w:rPr>
           <w:lang w:val="es_ES" w:bidi="es_ES"/>
@@ -369,72 +357,48 @@
           <w:lang w:val="es_ES" w:bidi="es_ES"/>
         </w:rPr>
       </w:r>
-      <w:hyperlink r:id="rId15">
-        <w:r>
-          <w:rPr>
-            <w:lang w:val="es_ES" w:bidi="es_ES"/>
-          </w:rPr>
-          <w:rPr>
-            <w:color w:val="0000EE"/>
-            <w:u w:val="single"/>
-          </w:rPr>
-          <w:t>Los capítulos 1–3</w:t>
-        </w:r>
-      </w:hyperlink>
+      <w:r>
+        <w:rPr>
+          <w:lang w:val="es_ES" w:bidi="es_ES"/>
+        </w:rPr>
+        <w:t>Los capítulos 1–3</w:t>
+      </w:r>
       <w:r>
         <w:rPr>
           <w:lang w:val="es_ES" w:bidi="es_ES"/>
         </w:rPr>
         <w:t xml:space="preserve"> narran el llamado y la comisión de Ezequiel como profeta. Su visión inicial habla de la gloria del Señor, ominosamente en movimiento (</w:t>
       </w:r>
-      <w:hyperlink r:id="rId16">
-        <w:r>
-          <w:rPr>
-            <w:lang w:val="es_ES" w:bidi="es_ES"/>
-          </w:rPr>
-          <w:rPr>
-            <w:color w:val="0000EE"/>
-            <w:u w:val="single"/>
-          </w:rPr>
-          <w:t>1:4–28</w:t>
-        </w:r>
-      </w:hyperlink>
+      <w:r>
+        <w:rPr>
+          <w:lang w:val="es_ES" w:bidi="es_ES"/>
+        </w:rPr>
+        <w:t>1:4–28</w:t>
+      </w:r>
       <w:r>
         <w:rPr>
           <w:lang w:val="es_ES" w:bidi="es_ES"/>
         </w:rPr>
         <w:t>). Con imágenes de movimiento y juicio, la visión representa al Señor como el guerrero divino en su carro celestial, viniendo a juzgar a su pueblo. Durante el llamado de Ezequiel (</w:t>
       </w:r>
-      <w:hyperlink r:id="rId17">
-        <w:r>
-          <w:rPr>
-            <w:lang w:val="es_ES" w:bidi="es_ES"/>
-          </w:rPr>
-          <w:rPr>
-            <w:color w:val="0000EE"/>
-            <w:u w:val="single"/>
-          </w:rPr>
-          <w:t>2:1–3:15</w:t>
-        </w:r>
-      </w:hyperlink>
+      <w:r>
+        <w:rPr>
+          <w:lang w:val="es_ES" w:bidi="es_ES"/>
+        </w:rPr>
+        <w:t>2:1–3:15</w:t>
+      </w:r>
       <w:r>
         <w:rPr>
           <w:lang w:val="es_ES" w:bidi="es_ES"/>
         </w:rPr>
         <w:t>), el Espíritu le dijo que la gente terca y rebelde de Judá no escucharía su mensaje. Sin embargo, el Señor quería que Ezequiel fuera igualmente terco en entregar fielmente su mensaje. Como un vigilante (</w:t>
       </w:r>
-      <w:hyperlink r:id="rId18">
-        <w:r>
-          <w:rPr>
-            <w:lang w:val="es_ES" w:bidi="es_ES"/>
-          </w:rPr>
-          <w:rPr>
-            <w:color w:val="0000EE"/>
-            <w:u w:val="single"/>
-          </w:rPr>
-          <w:t>3:16–27</w:t>
-        </w:r>
-      </w:hyperlink>
+      <w:r>
+        <w:rPr>
+          <w:lang w:val="es_ES" w:bidi="es_ES"/>
+        </w:rPr>
+        <w:t>3:16–27</w:t>
+      </w:r>
       <w:r>
         <w:rPr>
           <w:lang w:val="es_ES" w:bidi="es_ES"/>
@@ -455,54 +419,36 @@
         </w:rPr>
         <w:t xml:space="preserve">En </w:t>
       </w:r>
-      <w:hyperlink r:id="rId19">
-        <w:r>
-          <w:rPr>
-            <w:lang w:val="es_ES" w:bidi="es_ES"/>
-          </w:rPr>
-          <w:rPr>
-            <w:color w:val="0000EE"/>
-            <w:u w:val="single"/>
-          </w:rPr>
-          <w:t>los capítulos 4–24</w:t>
-        </w:r>
-      </w:hyperlink>
+      <w:r>
+        <w:rPr>
+          <w:lang w:val="es_ES" w:bidi="es_ES"/>
+        </w:rPr>
+        <w:t>los capítulos 4–24</w:t>
+      </w:r>
       <w:r>
         <w:rPr>
           <w:lang w:val="es_ES" w:bidi="es_ES"/>
         </w:rPr>
         <w:t xml:space="preserve">, Ezequiel entrega una letanía de condena contra Judá y Jerusalén. El profeta realiza una serie de actos simbólicos que representan el próximo asedio y destrucción de Jerusalén. </w:t>
       </w:r>
-      <w:hyperlink r:id="rId20">
-        <w:r>
-          <w:rPr>
-            <w:lang w:val="es_ES" w:bidi="es_ES"/>
-          </w:rPr>
-          <w:rPr>
-            <w:color w:val="0000EE"/>
-            <w:u w:val="single"/>
-          </w:rPr>
-          <w:t>Los capítulos 8–11</w:t>
-        </w:r>
-      </w:hyperlink>
+      <w:r>
+        <w:rPr>
+          <w:lang w:val="es_ES" w:bidi="es_ES"/>
+        </w:rPr>
+        <w:t>Los capítulos 8–11</w:t>
+      </w:r>
       <w:r>
         <w:rPr>
           <w:lang w:val="es_ES" w:bidi="es_ES"/>
         </w:rPr>
         <w:t xml:space="preserve"> describen los pecados de Jerusalén en cuatro escenas de creciente abominación que ilustran claramente la razón de la próxima destrucción. La gloria de Dios se aparta del santuario, y el Templo es completamente destruido. Los poemas, oráculos y visiones a lo largo de esta sección establecen de manera acumulativa la inevitabilidad y justicia de la destrucción de Jerusalén, culminando con el anuncio del asedio de Nabucodonosor a Jerusalén y un mensaje final de la certeza del juicio (</w:t>
       </w:r>
-      <w:hyperlink r:id="rId21">
-        <w:r>
-          <w:rPr>
-            <w:lang w:val="es_ES" w:bidi="es_ES"/>
-          </w:rPr>
-          <w:rPr>
-            <w:color w:val="0000EE"/>
-            <w:u w:val="single"/>
-          </w:rPr>
-          <w:t>cap 24</w:t>
-        </w:r>
-      </w:hyperlink>
+      <w:r>
+        <w:rPr>
+          <w:lang w:val="es_ES" w:bidi="es_ES"/>
+        </w:rPr>
+        <w:t>cap 24</w:t>
+      </w:r>
       <w:r>
         <w:rPr>
           <w:lang w:val="es_ES" w:bidi="es_ES"/>
@@ -523,36 +469,24 @@
         </w:rPr>
         <w:t>Ezequiel luego se dirige hacia la esperanza, comenzando con siete mensajes (</w:t>
       </w:r>
-      <w:hyperlink r:id="rId22">
-        <w:r>
-          <w:rPr>
-            <w:lang w:val="es_ES" w:bidi="es_ES"/>
-          </w:rPr>
-          <w:rPr>
-            <w:color w:val="0000EE"/>
-            <w:u w:val="single"/>
-          </w:rPr>
-          <w:t>caps. 25–32</w:t>
-        </w:r>
-      </w:hyperlink>
+      <w:r>
+        <w:rPr>
+          <w:lang w:val="es_ES" w:bidi="es_ES"/>
+        </w:rPr>
+        <w:t>caps. 25–32</w:t>
+      </w:r>
       <w:r>
         <w:rPr>
           <w:lang w:val="es_ES" w:bidi="es_ES"/>
         </w:rPr>
         <w:t>) que acusan a las naciones circundantes por haber asistido a los babilonios y por deleitarse en la caída de Jerusalén. Estos mensajes muestran que la promesa que Dios le hizo a Abraham permaneció intacta: “Yo. . . maldeciré a los que te desprecien” (</w:t>
       </w:r>
-      <w:hyperlink r:id="rId23">
-        <w:r>
-          <w:rPr>
-            <w:lang w:val="es_ES" w:bidi="es_ES"/>
-          </w:rPr>
-          <w:rPr>
-            <w:color w:val="0000EE"/>
-            <w:u w:val="single"/>
-          </w:rPr>
-          <w:t>Gn 12:3</w:t>
-        </w:r>
-      </w:hyperlink>
+      <w:r>
+        <w:rPr>
+          <w:lang w:val="es_ES" w:bidi="es_ES"/>
+        </w:rPr>
+        <w:t>Gn 12:3</w:t>
+      </w:r>
       <w:r>
         <w:rPr>
           <w:lang w:val="es_ES" w:bidi="es_ES"/>
@@ -567,72 +501,48 @@
           <w:lang w:val="es_ES" w:bidi="es_ES"/>
         </w:rPr>
       </w:r>
-      <w:hyperlink r:id="rId24">
-        <w:r>
-          <w:rPr>
-            <w:lang w:val="es_ES" w:bidi="es_ES"/>
-          </w:rPr>
-          <w:rPr>
-            <w:color w:val="0000EE"/>
-            <w:u w:val="single"/>
-          </w:rPr>
-          <w:t>Los capítulos 33–48</w:t>
-        </w:r>
-      </w:hyperlink>
+      <w:r>
+        <w:rPr>
+          <w:lang w:val="es_ES" w:bidi="es_ES"/>
+        </w:rPr>
+        <w:t>Los capítulos 33–48</w:t>
+      </w:r>
       <w:r>
         <w:rPr>
           <w:lang w:val="es_ES" w:bidi="es_ES"/>
         </w:rPr>
         <w:t xml:space="preserve"> completan el movimiento del juicio a la esperanza, comenzando con el momento decisivo cuando los exiliados finalmente escuchan la noticia de la destrucción de Jerusalén (</w:t>
       </w:r>
-      <w:hyperlink r:id="rId25">
-        <w:r>
-          <w:rPr>
-            <w:lang w:val="es_ES" w:bidi="es_ES"/>
-          </w:rPr>
-          <w:rPr>
-            <w:color w:val="0000EE"/>
-            <w:u w:val="single"/>
-          </w:rPr>
-          <w:t>33:21</w:t>
-        </w:r>
-      </w:hyperlink>
+      <w:r>
+        <w:rPr>
+          <w:lang w:val="es_ES" w:bidi="es_ES"/>
+        </w:rPr>
+        <w:t>33:21</w:t>
+      </w:r>
       <w:r>
         <w:rPr>
           <w:lang w:val="es_ES" w:bidi="es_ES"/>
         </w:rPr>
         <w:t>). En este punto, el Señor nuevamente encarga al profeta Ezequiel que ministre como vigilante, proclamando juicio sobre aquellos que se niegan a arrepentirse y prometiendo vida a quienes lo hagan. Mensajes de esperanza prometen un nuevo pastor con un pacto renovado y tierra, donde el pueblo habitará junto en unidad (</w:t>
       </w:r>
-      <w:hyperlink r:id="rId26">
-        <w:r>
-          <w:rPr>
-            <w:lang w:val="es_ES" w:bidi="es_ES"/>
-          </w:rPr>
-          <w:rPr>
-            <w:color w:val="0000EE"/>
-            <w:u w:val="single"/>
-          </w:rPr>
-          <w:t>caps 34–37</w:t>
-        </w:r>
-      </w:hyperlink>
+      <w:r>
+        <w:rPr>
+          <w:lang w:val="es_ES" w:bidi="es_ES"/>
+        </w:rPr>
+        <w:t>caps 34–37</w:t>
+      </w:r>
       <w:r>
         <w:rPr>
           <w:lang w:val="es_ES" w:bidi="es_ES"/>
         </w:rPr>
         <w:t>). Las oscuras nubes de la guerra amenazan esta imagen de bendición (</w:t>
       </w:r>
-      <w:hyperlink r:id="rId27">
-        <w:r>
-          <w:rPr>
-            <w:lang w:val="es_ES" w:bidi="es_ES"/>
-          </w:rPr>
-          <w:rPr>
-            <w:color w:val="0000EE"/>
-            <w:u w:val="single"/>
-          </w:rPr>
-          <w:t>caps. 38–39</w:t>
-        </w:r>
-      </w:hyperlink>
+      <w:r>
+        <w:rPr>
+          <w:lang w:val="es_ES" w:bidi="es_ES"/>
+        </w:rPr>
+        <w:t>caps. 38–39</w:t>
+      </w:r>
       <w:r>
         <w:rPr>
           <w:lang w:val="es_ES" w:bidi="es_ES"/>
@@ -653,18 +563,12 @@
         </w:rPr>
         <w:t>Después de que Dios derrote a Gog y sus aliados, podrá revelar el Templo final y la tierra reorientada (</w:t>
       </w:r>
-      <w:hyperlink r:id="rId28">
-        <w:r>
-          <w:rPr>
-            <w:lang w:val="es_ES" w:bidi="es_ES"/>
-          </w:rPr>
-          <w:rPr>
-            <w:color w:val="0000EE"/>
-            <w:u w:val="single"/>
-          </w:rPr>
-          <w:t>caps. 40–48</w:t>
-        </w:r>
-      </w:hyperlink>
+      <w:r>
+        <w:rPr>
+          <w:lang w:val="es_ES" w:bidi="es_ES"/>
+        </w:rPr>
+        <w:t>caps. 40–48</w:t>
+      </w:r>
       <w:r>
         <w:rPr>
           <w:lang w:val="es_ES" w:bidi="es_ES"/>
@@ -696,18 +600,12 @@
         </w:rPr>
         <w:t>En los versículos iniciales del libro, el profeta Ezequiel afirma que él es el autor (</w:t>
       </w:r>
-      <w:hyperlink r:id="rId29">
-        <w:r>
-          <w:rPr>
-            <w:lang w:val="es_ES" w:bidi="es_ES"/>
-          </w:rPr>
-          <w:rPr>
-            <w:color w:val="0000EE"/>
-            <w:u w:val="single"/>
-          </w:rPr>
-          <w:t>1:3</w:t>
-        </w:r>
-      </w:hyperlink>
+      <w:r>
+        <w:rPr>
+          <w:lang w:val="es_ES" w:bidi="es_ES"/>
+        </w:rPr>
+        <w:t>1:3</w:t>
+      </w:r>
       <w:r>
         <w:rPr>
           <w:lang w:val="es_ES" w:bidi="es_ES"/>
@@ -767,18 +665,12 @@
         </w:rPr>
         <w:t>Después de la destrucción de Jerusalén, el pueblo de Dios estaba en grave peligro de desilusión y desesperación. Se sentían espiritualmente muertos, abandonados por Dios y alejados de su presencia. Dijeron: "Nuestros pecados son pesados sobre nosotros; ¡nos estamos consumiendo! ¿Cómo podemos sobrevivir?" (</w:t>
       </w:r>
-      <w:hyperlink r:id="rId30">
-        <w:r>
-          <w:rPr>
-            <w:lang w:val="es_ES" w:bidi="es_ES"/>
-          </w:rPr>
-          <w:rPr>
-            <w:color w:val="0000EE"/>
-            <w:u w:val="single"/>
-          </w:rPr>
-          <w:t>33:10</w:t>
-        </w:r>
-      </w:hyperlink>
+      <w:r>
+        <w:rPr>
+          <w:lang w:val="es_ES" w:bidi="es_ES"/>
+        </w:rPr>
+        <w:t>33:10</w:t>
+      </w:r>
       <w:r>
         <w:rPr>
           <w:lang w:val="es_ES" w:bidi="es_ES"/>
@@ -799,72 +691,48 @@
         </w:rPr>
         <w:t>A estas personas desilusionadas, el profeta les entregó un mensaje sobre la soberanía y la gloria de Dios, describiendo a Dios como majestuoso, trascendente y poderoso. Los dioses babilónicos ciertamente no habían derrotado al Señor; más bien, Dios había abandonado voluntariamente su tierra y lugar de morada debido al pecado de su pueblo. Aunque dejó la ciudad contaminada de Jerusalén, este glorioso Dios no abandonó a su pueblo. En cambio, fue al remanente de su pueblo en el exilio (</w:t>
       </w:r>
-      <w:hyperlink r:id="rId31">
-        <w:r>
-          <w:rPr>
-            <w:lang w:val="es_ES" w:bidi="es_ES"/>
-          </w:rPr>
-          <w:rPr>
-            <w:color w:val="0000EE"/>
-            <w:u w:val="single"/>
-          </w:rPr>
-          <w:t>11:16</w:t>
-        </w:r>
-      </w:hyperlink>
+      <w:r>
+        <w:rPr>
+          <w:lang w:val="es_ES" w:bidi="es_ES"/>
+        </w:rPr>
+        <w:t>11:16</w:t>
+      </w:r>
       <w:r>
         <w:rPr>
           <w:lang w:val="es_ES" w:bidi="es_ES"/>
         </w:rPr>
         <w:t>), donde el mismo Ezequiel vio por primera vez la gloria del Señor (</w:t>
       </w:r>
-      <w:hyperlink r:id="rId32">
-        <w:r>
-          <w:rPr>
-            <w:lang w:val="es_ES" w:bidi="es_ES"/>
-          </w:rPr>
-          <w:rPr>
-            <w:color w:val="0000EE"/>
-            <w:u w:val="single"/>
-          </w:rPr>
-          <w:t>1:1</w:t>
-        </w:r>
-      </w:hyperlink>
+      <w:r>
+        <w:rPr>
+          <w:lang w:val="es_ES" w:bidi="es_ES"/>
+        </w:rPr>
+        <w:t>1:1</w:t>
+      </w:r>
       <w:r>
         <w:rPr>
           <w:lang w:val="es_ES" w:bidi="es_ES"/>
         </w:rPr>
         <w:t>). Dios seguía controlando todas las cosas, incluso los intentos del rey babilónico Nabucodonosor de consultar a sus propios dioses mediante la adivinación (</w:t>
       </w:r>
-      <w:hyperlink r:id="rId33">
-        <w:r>
-          <w:rPr>
-            <w:lang w:val="es_ES" w:bidi="es_ES"/>
-          </w:rPr>
-          <w:rPr>
-            <w:color w:val="0000EE"/>
-            <w:u w:val="single"/>
-          </w:rPr>
-          <w:t>21:21–23</w:t>
-        </w:r>
-      </w:hyperlink>
+      <w:r>
+        <w:rPr>
+          <w:lang w:val="es_ES" w:bidi="es_ES"/>
+        </w:rPr>
+        <w:t>21:21–23</w:t>
+      </w:r>
       <w:r>
         <w:rPr>
           <w:lang w:val="es_ES" w:bidi="es_ES"/>
         </w:rPr>
         <w:t xml:space="preserve">; cp. </w:t>
       </w:r>
-      <w:hyperlink r:id="rId34">
-        <w:r>
-          <w:rPr>
-            <w:lang w:val="es_ES" w:bidi="es_ES"/>
-          </w:rPr>
-          <w:rPr>
-            <w:color w:val="0000EE"/>
-            <w:u w:val="single"/>
-          </w:rPr>
-          <w:t>Daniel 2–4</w:t>
-        </w:r>
-      </w:hyperlink>
+      <w:r>
+        <w:rPr>
+          <w:lang w:val="es_ES" w:bidi="es_ES"/>
+        </w:rPr>
+        <w:t>Daniel 2–4</w:t>
+      </w:r>
       <w:r>
         <w:rPr>
           <w:lang w:val="es_ES" w:bidi="es_ES"/>
@@ -885,36 +753,24 @@
         </w:rPr>
         <w:t>La destrucción de Jerusalén no marcó el final de la historia para el pueblo de Dios. Dios había prometido bendecir a los descendientes de Abraham, convirtiéndolos en una nación poderosa y bendiciendo a todas las naciones a través de ellos. Los oráculos contra las naciones que rodean a Judá (</w:t>
       </w:r>
-      <w:hyperlink r:id="rId22">
-        <w:r>
-          <w:rPr>
-            <w:lang w:val="es_ES" w:bidi="es_ES"/>
-          </w:rPr>
-          <w:rPr>
-            <w:color w:val="0000EE"/>
-            <w:u w:val="single"/>
-          </w:rPr>
-          <w:t>Ezequiel 25–32</w:t>
-        </w:r>
-      </w:hyperlink>
+      <w:r>
+        <w:rPr>
+          <w:lang w:val="es_ES" w:bidi="es_ES"/>
+        </w:rPr>
+        <w:t>Ezequiel 25–32</w:t>
+      </w:r>
       <w:r>
         <w:rPr>
           <w:lang w:val="es_ES" w:bidi="es_ES"/>
         </w:rPr>
         <w:t>) demostraron que Dios no había olvidado su antigua promesa de que aquellos que se regocijaron por la caída de Israel serían severamente juzgados. Dios no abandonaría para siempre a su pueblo. Un día él volvería a ser su pastor (</w:t>
       </w:r>
-      <w:hyperlink r:id="rId35">
-        <w:r>
-          <w:rPr>
-            <w:lang w:val="es_ES" w:bidi="es_ES"/>
-          </w:rPr>
-          <w:rPr>
-            <w:color w:val="0000EE"/>
-            <w:u w:val="single"/>
-          </w:rPr>
-          <w:t>34:11</w:t>
-        </w:r>
-      </w:hyperlink>
+      <w:r>
+        <w:rPr>
+          <w:lang w:val="es_ES" w:bidi="es_ES"/>
+        </w:rPr>
+        <w:t>34:11</w:t>
+      </w:r>
       <w:r>
         <w:rPr>
           <w:lang w:val="es_ES" w:bidi="es_ES"/>
@@ -935,180 +791,120 @@
         </w:rPr>
         <w:t>Ezequiel señala una mayor esperanza cumplida en Jesucristo. A través de Cristo, la gloria de Dios habita plenamente entre nosotros como luz en la oscuridad de nuestro exilio (</w:t>
       </w:r>
-      <w:hyperlink r:id="rId31">
-        <w:r>
-          <w:rPr>
-            <w:lang w:val="es_ES" w:bidi="es_ES"/>
-          </w:rPr>
-          <w:rPr>
-            <w:color w:val="0000EE"/>
-            <w:u w:val="single"/>
-          </w:rPr>
-          <w:t>11:16</w:t>
-        </w:r>
-      </w:hyperlink>
+      <w:r>
+        <w:rPr>
+          <w:lang w:val="es_ES" w:bidi="es_ES"/>
+        </w:rPr>
+        <w:t>11:16</w:t>
+      </w:r>
       <w:r>
         <w:rPr>
           <w:lang w:val="es_ES" w:bidi="es_ES"/>
         </w:rPr>
         <w:t xml:space="preserve">, </w:t>
       </w:r>
-      <w:hyperlink r:id="rId36">
-        <w:r>
-          <w:rPr>
-            <w:lang w:val="es_ES" w:bidi="es_ES"/>
-          </w:rPr>
-          <w:rPr>
-            <w:color w:val="0000EE"/>
-            <w:u w:val="single"/>
-          </w:rPr>
-          <w:t>43:1–5</w:t>
-        </w:r>
-      </w:hyperlink>
+      <w:r>
+        <w:rPr>
+          <w:lang w:val="es_ES" w:bidi="es_ES"/>
+        </w:rPr>
+        <w:t>43:1–5</w:t>
+      </w:r>
       <w:r>
         <w:rPr>
           <w:lang w:val="es_ES" w:bidi="es_ES"/>
         </w:rPr>
         <w:t xml:space="preserve">, </w:t>
       </w:r>
-      <w:hyperlink r:id="rId37">
-        <w:r>
-          <w:rPr>
-            <w:lang w:val="es_ES" w:bidi="es_ES"/>
-          </w:rPr>
-          <w:rPr>
-            <w:color w:val="0000EE"/>
-            <w:u w:val="single"/>
-          </w:rPr>
-          <w:t>Jn 1:14</w:t>
-        </w:r>
-      </w:hyperlink>
+      <w:r>
+        <w:rPr>
+          <w:lang w:val="es_ES" w:bidi="es_ES"/>
+        </w:rPr>
+        <w:t>Jn 1:14</w:t>
+      </w:r>
       <w:r>
         <w:rPr>
           <w:lang w:val="es_ES" w:bidi="es_ES"/>
         </w:rPr>
         <w:t>). El Buen Pastor restaura la justicia para sus ovejas (</w:t>
       </w:r>
-      <w:hyperlink r:id="rId38">
-        <w:r>
-          <w:rPr>
-            <w:lang w:val="es_ES" w:bidi="es_ES"/>
-          </w:rPr>
-          <w:rPr>
-            <w:color w:val="0000EE"/>
-            <w:u w:val="single"/>
-          </w:rPr>
-          <w:t>Ez 34:1–24</w:t>
-        </w:r>
-      </w:hyperlink>
+      <w:r>
+        <w:rPr>
+          <w:lang w:val="es_ES" w:bidi="es_ES"/>
+        </w:rPr>
+        <w:t>Ez 34:1–24</w:t>
+      </w:r>
       <w:r>
         <w:rPr>
           <w:lang w:val="es_ES" w:bidi="es_ES"/>
         </w:rPr>
         <w:t xml:space="preserve">, </w:t>
       </w:r>
-      <w:hyperlink r:id="rId39">
-        <w:r>
-          <w:rPr>
-            <w:lang w:val="es_ES" w:bidi="es_ES"/>
-          </w:rPr>
-          <w:rPr>
-            <w:color w:val="0000EE"/>
-            <w:u w:val="single"/>
-          </w:rPr>
-          <w:t>Jn 10:11</w:t>
-        </w:r>
-      </w:hyperlink>
+      <w:r>
+        <w:rPr>
+          <w:lang w:val="es_ES" w:bidi="es_ES"/>
+        </w:rPr>
+        <w:t>Jn 10:11</w:t>
+      </w:r>
       <w:r>
         <w:rPr>
           <w:lang w:val="es_ES" w:bidi="es_ES"/>
         </w:rPr>
         <w:t>). Él nos llena con su Espíritu y nos hace nuevas criaturas en él (</w:t>
       </w:r>
-      <w:hyperlink r:id="rId40">
-        <w:r>
-          <w:rPr>
-            <w:lang w:val="es_ES" w:bidi="es_ES"/>
-          </w:rPr>
-          <w:rPr>
-            <w:color w:val="0000EE"/>
-            <w:u w:val="single"/>
-          </w:rPr>
-          <w:t>Ez 36:26–28</w:t>
-        </w:r>
-      </w:hyperlink>
+      <w:r>
+        <w:rPr>
+          <w:lang w:val="es_ES" w:bidi="es_ES"/>
+        </w:rPr>
+        <w:t>Ez 36:26–28</w:t>
+      </w:r>
       <w:r>
         <w:rPr>
           <w:lang w:val="es_ES" w:bidi="es_ES"/>
         </w:rPr>
         <w:t xml:space="preserve">, </w:t>
       </w:r>
-      <w:hyperlink r:id="rId41">
-        <w:r>
-          <w:rPr>
-            <w:lang w:val="es_ES" w:bidi="es_ES"/>
-          </w:rPr>
-          <w:rPr>
-            <w:color w:val="0000EE"/>
-            <w:u w:val="single"/>
-          </w:rPr>
-          <w:t>37:1–14</w:t>
-        </w:r>
-      </w:hyperlink>
+      <w:r>
+        <w:rPr>
+          <w:lang w:val="es_ES" w:bidi="es_ES"/>
+        </w:rPr>
+        <w:t>37:1–14</w:t>
+      </w:r>
       <w:r>
         <w:rPr>
           <w:lang w:val="es_ES" w:bidi="es_ES"/>
         </w:rPr>
         <w:t xml:space="preserve">, </w:t>
       </w:r>
-      <w:hyperlink r:id="rId42">
-        <w:r>
-          <w:rPr>
-            <w:lang w:val="es_ES" w:bidi="es_ES"/>
-          </w:rPr>
-          <w:rPr>
-            <w:color w:val="0000EE"/>
-            <w:u w:val="single"/>
-          </w:rPr>
-          <w:t>2 Co 5:17</w:t>
-        </w:r>
-      </w:hyperlink>
+      <w:r>
+        <w:rPr>
+          <w:lang w:val="es_ES" w:bidi="es_ES"/>
+        </w:rPr>
+        <w:t>2 Co 5:17</w:t>
+      </w:r>
       <w:r>
         <w:rPr>
           <w:lang w:val="es_ES" w:bidi="es_ES"/>
         </w:rPr>
         <w:t>). Aquellos que se han aliado con Cristo tienen un acceso aún mayor a la presencia de Dios de lo que anticiparon las visiones de Ezequiel. Pueden acercarse al trono de la gracia libremente y beber del agua vivificante que fluye del trono (</w:t>
       </w:r>
-      <w:hyperlink r:id="rId43">
-        <w:r>
-          <w:rPr>
-            <w:lang w:val="es_ES" w:bidi="es_ES"/>
-          </w:rPr>
-          <w:rPr>
-            <w:color w:val="0000EE"/>
-            <w:u w:val="single"/>
-          </w:rPr>
-          <w:t>Ez 47:1–11</w:t>
-        </w:r>
-      </w:hyperlink>
+      <w:r>
+        <w:rPr>
+          <w:lang w:val="es_ES" w:bidi="es_ES"/>
+        </w:rPr>
+        <w:t>Ez 47:1–11</w:t>
+      </w:r>
       <w:r>
         <w:rPr>
           <w:lang w:val="es_ES" w:bidi="es_ES"/>
         </w:rPr>
         <w:t xml:space="preserve">, </w:t>
       </w:r>
-      <w:hyperlink r:id="rId44">
-        <w:r>
-          <w:rPr>
-            <w:lang w:val="es_ES" w:bidi="es_ES"/>
-          </w:rPr>
-          <w:rPr>
-            <w:color w:val="0000EE"/>
-            <w:u w:val="single"/>
-          </w:rPr>
-          <w:t>Ap 22:1–5</w:t>
-        </w:r>
-      </w:hyperlink>
+      <w:r>
+        <w:rPr>
+          <w:lang w:val="es_ES" w:bidi="es_ES"/>
+        </w:rPr>
+        <w:t>Ap 22:1–5</w:t>
+      </w:r>
       <w:r>
         <w:rPr>
           <w:lang w:val="es_ES" w:bidi="es_ES"/>
